--- a/documentos/Practica 30 Sep.docx
+++ b/documentos/Practica 30 Sep.docx
@@ -173,6 +173,52 @@
         <w:t>4. ¿Cuál es la diferencia principal entre el uso de considerando la propiedad de idempotencia?</w:t>
       </w:r>
     </w:p>
+    <w:p>
+      <w:r>
+        <w:br w:type="page"/>
+      </w:r>
+    </w:p>
+    <w:p>
+      <w:r>
+        <w:lastRenderedPageBreak/>
+        <w:drawing>
+          <wp:inline distT="0" distB="0" distL="0" distR="0" wp14:anchorId="25F31555" wp14:editId="2ABB33A2">
+            <wp:extent cx="5612130" cy="1421765"/>
+            <wp:effectExtent l="0" t="0" r="7620" b="6985"/>
+            <wp:docPr id="1" name="Imagen 1"/>
+            <wp:cNvGraphicFramePr>
+              <a:graphicFrameLocks xmlns:a="http://schemas.openxmlformats.org/drawingml/2006/main" noChangeAspect="1"/>
+            </wp:cNvGraphicFramePr>
+            <a:graphic xmlns:a="http://schemas.openxmlformats.org/drawingml/2006/main">
+              <a:graphicData uri="http://schemas.openxmlformats.org/drawingml/2006/picture">
+                <pic:pic xmlns:pic="http://schemas.openxmlformats.org/drawingml/2006/picture">
+                  <pic:nvPicPr>
+                    <pic:cNvPr id="1" name=""/>
+                    <pic:cNvPicPr/>
+                  </pic:nvPicPr>
+                  <pic:blipFill>
+                    <a:blip r:embed="rId5"/>
+                    <a:stretch>
+                      <a:fillRect/>
+                    </a:stretch>
+                  </pic:blipFill>
+                  <pic:spPr>
+                    <a:xfrm>
+                      <a:off x="0" y="0"/>
+                      <a:ext cx="5612130" cy="1421765"/>
+                    </a:xfrm>
+                    <a:prstGeom prst="rect">
+                      <a:avLst/>
+                    </a:prstGeom>
+                  </pic:spPr>
+                </pic:pic>
+              </a:graphicData>
+            </a:graphic>
+          </wp:inline>
+        </w:drawing>
+      </w:r>
+    </w:p>
+    <w:p/>
     <w:sectPr>
       <w:pgSz w:w="12240" w:h="15840"/>
       <w:pgMar w:top="1417" w:right="1701" w:bottom="1417" w:left="1701" w:header="708" w:footer="708" w:gutter="0"/>
